--- a/challenge-2/unstructured_files/incident-reporting-v1.docx
+++ b/challenge-2/unstructured_files/incident-reporting-v1.docx
@@ -43,7 +43,7 @@
           <w:sz w:val="20"/>
           <w:szCs w:val="20"/>
         </w:rPr>
-        <w:t xml:space="preserve">Department for Work and Pensions — Health and Safety Team</w:t>
+        <w:t xml:space="preserve">[Government Department C] — Health and Safety Team</w:t>
       </w:r>
     </w:p>
     <w:p>
@@ -61,7 +61,7 @@
     </w:p>
     <w:p>
       <w:r>
-        <w:t xml:space="preserve">This procedure describes how to report workplace incidents, near misses, and hazards. It applies to all DWP premises including Jobcentres, service centres, and corporate offices.</w:t>
+        <w:t xml:space="preserve">This procedure describes how to report workplace incidents, near misses, and hazards. It applies to all [DEPT-C] premises including Jobcentres, service centres, and corporate offices.</w:t>
       </w:r>
     </w:p>
     <w:p>
@@ -666,7 +666,7 @@
     </w:p>
     <w:p>
       <w:r>
-        <w:t xml:space="preserve">H&amp;S Team: health.safety@dwp.gov.uk</w:t>
+        <w:t xml:space="preserve">H&amp;S Team: health.safety@[department].gov.uk</w:t>
       </w:r>
     </w:p>
     <w:p>
@@ -676,7 +676,7 @@
     </w:p>
     <w:p>
       <w:r>
-        <w:t xml:space="preserve">DWP Security Control Room: 0800 XXX XXXX (24/7)</w:t>
+        <w:t xml:space="preserve">[DEPT-C] Security Control Room: 0800 XXX XXXX (24/7)</w:t>
       </w:r>
     </w:p>
     <w:sectPr>
